--- a/cblm-builder/templates/00_front_matter.docx
+++ b/cblm-builder/templates/00_front_matter.docx
@@ -835,14 +835,7 @@
         <w:rPr>
           <w:rFonts w:ascii="Bookman Old Style" w:hAnsi="Bookman Old Style"/>
         </w:rPr>
-        <w:t xml:space="preserve">You need to complete this module before you can perform the module </w:t>
-      </w:r>
-      <w:proofErr w:type="gramStart"/>
-      <w:r>
-        <w:rPr>
-          <w:rFonts w:ascii="Bookman Old Style" w:hAnsi="Bookman Old Style"/>
-        </w:rPr>
-        <w:t xml:space="preserve">on, </w:t>
+        <w:t xml:space="preserve">You need to complete this module before you can perform the module on, </w:t>
       </w:r>
       <w:r>
         <w:rPr>
@@ -853,7 +846,6 @@
         <w:t>{{</w:t>
       </w:r>
       <w:proofErr w:type="spellStart"/>
-      <w:proofErr w:type="gramEnd"/>
       <w:r>
         <w:rPr>
           <w:rFonts w:ascii="Bookman Old Style" w:hAnsi="Bookman Old Style"/>
@@ -3121,21 +3113,7 @@
         <w:rPr>
           <w:rFonts w:ascii="Bookman Old Style" w:hAnsi="Bookman Old Style"/>
         </w:rPr>
-        <w:t xml:space="preserve">Specific </w:t>
-      </w:r>
-      <w:proofErr w:type="gramStart"/>
-      <w:r>
-        <w:rPr>
-          <w:rFonts w:ascii="Bookman Old Style" w:hAnsi="Bookman Old Style"/>
-        </w:rPr>
-        <w:t>and  relevant</w:t>
-      </w:r>
-      <w:proofErr w:type="gramEnd"/>
-      <w:r>
-        <w:rPr>
-          <w:rFonts w:ascii="Bookman Old Style" w:hAnsi="Bookman Old Style"/>
-        </w:rPr>
-        <w:t xml:space="preserve"> information is accessed from appropriate sources</w:t>
+        <w:t>Specific and  relevant information is accessed from appropriate sources</w:t>
       </w:r>
     </w:p>
     <w:p>
@@ -3153,21 +3131,7 @@
         <w:rPr>
           <w:rFonts w:ascii="Bookman Old Style" w:hAnsi="Bookman Old Style"/>
         </w:rPr>
-        <w:t xml:space="preserve">Effective </w:t>
-      </w:r>
-      <w:proofErr w:type="gramStart"/>
-      <w:r>
-        <w:rPr>
-          <w:rFonts w:ascii="Bookman Old Style" w:hAnsi="Bookman Old Style"/>
-        </w:rPr>
-        <w:t>questioning ,</w:t>
-      </w:r>
-      <w:proofErr w:type="gramEnd"/>
-      <w:r>
-        <w:rPr>
-          <w:rFonts w:ascii="Bookman Old Style" w:hAnsi="Bookman Old Style"/>
-        </w:rPr>
-        <w:t xml:space="preserve"> active listening and speaking skills are used to gather and convey information</w:t>
+        <w:t>Effective questioning , active listening and speaking skills are used to gather and convey information</w:t>
       </w:r>
     </w:p>
     <w:p>
@@ -3275,21 +3239,7 @@
         <w:rPr>
           <w:rFonts w:ascii="Bookman Old Style" w:hAnsi="Bookman Old Style"/>
         </w:rPr>
-        <w:t xml:space="preserve">Specific </w:t>
-      </w:r>
-      <w:proofErr w:type="gramStart"/>
-      <w:r>
-        <w:rPr>
-          <w:rFonts w:ascii="Bookman Old Style" w:hAnsi="Bookman Old Style"/>
-        </w:rPr>
-        <w:t>and  relevant</w:t>
-      </w:r>
-      <w:proofErr w:type="gramEnd"/>
-      <w:r>
-        <w:rPr>
-          <w:rFonts w:ascii="Bookman Old Style" w:hAnsi="Bookman Old Style"/>
-        </w:rPr>
-        <w:t xml:space="preserve"> information is accessed from appropriate sources</w:t>
+        <w:t>Specific and  relevant information is accessed from appropriate sources</w:t>
       </w:r>
     </w:p>
     <w:p>
@@ -3308,21 +3258,7 @@
           <w:rFonts w:ascii="Bookman Old Style" w:hAnsi="Bookman Old Style"/>
         </w:rPr>
         <w:lastRenderedPageBreak/>
-        <w:t xml:space="preserve">Effective </w:t>
-      </w:r>
-      <w:proofErr w:type="gramStart"/>
-      <w:r>
-        <w:rPr>
-          <w:rFonts w:ascii="Bookman Old Style" w:hAnsi="Bookman Old Style"/>
-        </w:rPr>
-        <w:t>questioning ,</w:t>
-      </w:r>
-      <w:proofErr w:type="gramEnd"/>
-      <w:r>
-        <w:rPr>
-          <w:rFonts w:ascii="Bookman Old Style" w:hAnsi="Bookman Old Style"/>
-        </w:rPr>
-        <w:t xml:space="preserve"> active listening and speaking skills are used to gather and convey information</w:t>
+        <w:t>Effective questioning , active listening and speaking skills are used to gather and convey information</w:t>
       </w:r>
     </w:p>
     <w:p>
@@ -3560,19 +3496,6 @@
         </w:rPr>
         <w:tab/>
         <w:t>to organizational guidelines</w:t>
-      </w:r>
-    </w:p>
-    <w:p>
-      <w:pPr>
-        <w:rPr>
-          <w:rFonts w:ascii="Bookman Old Style" w:hAnsi="Bookman Old Style"/>
-        </w:rPr>
-      </w:pPr>
-      <w:r>
-        <w:rPr>
-          <w:rFonts w:ascii="Bookman Old Style" w:hAnsi="Bookman Old Style"/>
-        </w:rPr>
-        <w:br w:type="page"/>
       </w:r>
     </w:p>
     <w:p>
